--- a/laba1/Отчет лаба 1.docx
+++ b/laba1/Отчет лаба 1.docx
@@ -583,22 +583,22 @@
         <w:jc w:val="center"/>
         <w:rPr>
           <w:szCs w:val="28"/>
+          <w:lang w:val="en-US" w:eastAsia="en-US"/>
+        </w:rPr>
+      </w:pPr>
+      <w:r>
+        <w:rPr>
+          <w:szCs w:val="28"/>
           <w:lang w:eastAsia="en-US"/>
         </w:rPr>
-      </w:pPr>
-      <w:r>
-        <w:rPr>
-          <w:szCs w:val="28"/>
-          <w:lang w:eastAsia="en-US"/>
-        </w:rPr>
         <w:t>Москва, 202</w:t>
       </w:r>
       <w:r>
         <w:rPr>
           <w:szCs w:val="28"/>
-          <w:lang w:eastAsia="en-US"/>
-        </w:rPr>
-        <w:t>5</w:t>
+          <w:lang w:val="en-US" w:eastAsia="en-US"/>
+        </w:rPr>
+        <w:t>6</w:t>
       </w:r>
     </w:p>
     <w:p>
@@ -2636,14 +2636,7 @@
           <w:rFonts w:eastAsiaTheme="minorEastAsia"/>
           <w:lang w:eastAsia="ja-JP"/>
         </w:rPr>
-        <w:t>, в моем случае это</w:t>
-      </w:r>
-      <w:r>
-        <w:rPr>
-          <w:rFonts w:eastAsiaTheme="minorEastAsia"/>
-          <w:lang w:eastAsia="ja-JP"/>
-        </w:rPr>
-        <w:t xml:space="preserve"> </w:t>
+        <w:t xml:space="preserve">, в моем случае это </w:t>
       </w:r>
       <w:r>
         <w:rPr>
@@ -2657,14 +2650,7 @@
           <w:rFonts w:eastAsiaTheme="minorEastAsia"/>
           <w:lang w:eastAsia="ja-JP"/>
         </w:rPr>
-        <w:t>edium</w:t>
-      </w:r>
-      <w:r>
-        <w:rPr>
-          <w:rFonts w:eastAsiaTheme="minorEastAsia"/>
-          <w:lang w:eastAsia="ja-JP"/>
-        </w:rPr>
-        <w:t>.</w:t>
+        <w:t>edium.</w:t>
       </w:r>
     </w:p>
     <w:p>
@@ -2779,14 +2765,7 @@
           <w:rFonts w:eastAsiaTheme="minorEastAsia"/>
           <w:lang w:eastAsia="ja-JP"/>
         </w:rPr>
-        <w:t>&gt;</w:t>
-      </w:r>
-      <w:r>
-        <w:rPr>
-          <w:rFonts w:eastAsiaTheme="minorEastAsia"/>
-          <w:lang w:eastAsia="ja-JP"/>
-        </w:rPr>
-        <w:t xml:space="preserve"> </w:t>
+        <w:t xml:space="preserve">&gt; </w:t>
       </w:r>
       <w:r>
         <w:rPr>
@@ -2919,15 +2898,85 @@
       <w:pPr>
         <w:rPr>
           <w:rFonts w:eastAsiaTheme="minorEastAsia"/>
+          <w:lang w:eastAsia="ja-JP"/>
+        </w:rPr>
+      </w:pPr>
+      <w:r>
+        <w:rPr>
+          <w:rFonts w:eastAsiaTheme="minorEastAsia"/>
           <w:lang w:val="en-US" w:eastAsia="ja-JP"/>
         </w:rPr>
-      </w:pPr>
+        <w:t>compile</w:t>
+      </w:r>
+      <w:r>
+        <w:rPr>
+          <w:rFonts w:eastAsiaTheme="minorEastAsia"/>
+          <w:lang w:eastAsia="ja-JP"/>
+        </w:rPr>
+        <w:t xml:space="preserve"> → </w:t>
+      </w:r>
       <w:r>
         <w:rPr>
           <w:rFonts w:eastAsiaTheme="minorEastAsia"/>
           <w:lang w:val="en-US" w:eastAsia="ja-JP"/>
         </w:rPr>
-        <w:t>compile → test → package → verify → install → deploy</w:t>
+        <w:t>test</w:t>
+      </w:r>
+      <w:r>
+        <w:rPr>
+          <w:rFonts w:eastAsiaTheme="minorEastAsia"/>
+          <w:lang w:eastAsia="ja-JP"/>
+        </w:rPr>
+        <w:t xml:space="preserve"> → </w:t>
+      </w:r>
+      <w:r>
+        <w:rPr>
+          <w:rFonts w:eastAsiaTheme="minorEastAsia"/>
+          <w:lang w:val="en-US" w:eastAsia="ja-JP"/>
+        </w:rPr>
+        <w:t>package</w:t>
+      </w:r>
+      <w:r>
+        <w:rPr>
+          <w:rFonts w:eastAsiaTheme="minorEastAsia"/>
+          <w:lang w:eastAsia="ja-JP"/>
+        </w:rPr>
+        <w:t xml:space="preserve"> → </w:t>
+      </w:r>
+      <w:r>
+        <w:rPr>
+          <w:rFonts w:eastAsiaTheme="minorEastAsia"/>
+          <w:lang w:val="en-US" w:eastAsia="ja-JP"/>
+        </w:rPr>
+        <w:t>verify</w:t>
+      </w:r>
+      <w:r>
+        <w:rPr>
+          <w:rFonts w:eastAsiaTheme="minorEastAsia"/>
+          <w:lang w:eastAsia="ja-JP"/>
+        </w:rPr>
+        <w:t xml:space="preserve"> → </w:t>
+      </w:r>
+      <w:r>
+        <w:rPr>
+          <w:rFonts w:eastAsiaTheme="minorEastAsia"/>
+          <w:lang w:val="en-US" w:eastAsia="ja-JP"/>
+        </w:rPr>
+        <w:t>install</w:t>
+      </w:r>
+      <w:r>
+        <w:rPr>
+          <w:rFonts w:eastAsiaTheme="minorEastAsia"/>
+          <w:lang w:eastAsia="ja-JP"/>
+        </w:rPr>
+        <w:t xml:space="preserve"> → </w:t>
+      </w:r>
+      <w:r>
+        <w:rPr>
+          <w:rFonts w:eastAsiaTheme="minorEastAsia"/>
+          <w:lang w:val="en-US" w:eastAsia="ja-JP"/>
+        </w:rPr>
+        <w:t>deploy</w:t>
       </w:r>
     </w:p>
     <w:p>
@@ -2984,14 +3033,7 @@
           <w:rFonts w:eastAsiaTheme="minorEastAsia"/>
           <w:lang w:eastAsia="ja-JP"/>
         </w:rPr>
-        <w:t>&gt;</w:t>
-      </w:r>
-      <w:r>
-        <w:rPr>
-          <w:rFonts w:eastAsiaTheme="minorEastAsia"/>
-          <w:lang w:eastAsia="ja-JP"/>
-        </w:rPr>
-        <w:t xml:space="preserve"> </w:t>
+        <w:t xml:space="preserve">&gt; </w:t>
       </w:r>
       <w:r>
         <w:rPr>
@@ -3283,7 +3325,7 @@
     <w:p>
       <w:pPr>
         <w:rPr>
-          <w:rFonts w:eastAsiaTheme="minorEastAsia" w:hint="eastAsia"/>
+          <w:rFonts w:eastAsiaTheme="minorEastAsia"/>
           <w:lang w:eastAsia="ja-JP"/>
         </w:rPr>
       </w:pPr>
@@ -3319,7 +3361,7 @@
     <w:p>
       <w:pPr>
         <w:rPr>
-          <w:rFonts w:eastAsiaTheme="minorEastAsia" w:hint="eastAsia"/>
+          <w:rFonts w:eastAsiaTheme="minorEastAsia"/>
           <w:lang w:eastAsia="ja-JP"/>
         </w:rPr>
       </w:pPr>
@@ -3328,7 +3370,7 @@
       <w:pPr>
         <w:pStyle w:val="11"/>
         <w:rPr>
-          <w:lang w:val="en-US" w:eastAsia="ja-JP"/>
+          <w:lang w:eastAsia="ja-JP"/>
         </w:rPr>
       </w:pPr>
       <w:bookmarkStart w:id="63" w:name="_Toc216540912"/>
